--- a/bt1ss12.docx
+++ b/bt1ss12.docx
@@ -31,6 +31,14 @@
       <w:tblPr>
         <w:tblW w:w="0" w:type="auto"/>
         <w:tblCellSpacing w:w="15" w:type="dxa"/>
+        <w:tblBorders>
+          <w:top w:val="single" w:sz="4" w:space="0" w:color="auto"/>
+          <w:left w:val="single" w:sz="4" w:space="0" w:color="auto"/>
+          <w:bottom w:val="single" w:sz="4" w:space="0" w:color="auto"/>
+          <w:right w:val="single" w:sz="4" w:space="0" w:color="auto"/>
+          <w:insideH w:val="single" w:sz="4" w:space="0" w:color="auto"/>
+          <w:insideV w:val="single" w:sz="4" w:space="0" w:color="auto"/>
+        </w:tblBorders>
         <w:tblCellMar>
           <w:top w:w="15" w:type="dxa"/>
           <w:left w:w="15" w:type="dxa"/>
@@ -40,8 +48,8 @@
         <w:tblLook w:val="04A0" w:firstRow="1" w:lastRow="0" w:firstColumn="1" w:lastColumn="0" w:noHBand="0" w:noVBand="1"/>
       </w:tblPr>
       <w:tblGrid>
-        <w:gridCol w:w="2104"/>
-        <w:gridCol w:w="6922"/>
+        <w:gridCol w:w="2115"/>
+        <w:gridCol w:w="6901"/>
       </w:tblGrid>
       <w:tr>
         <w:trPr>
@@ -458,7 +466,33 @@
         </w:tc>
       </w:tr>
     </w:tbl>
-    <w:p/>
+    <w:p>
+      <w:pPr>
+        <w:rPr>
+          <w:b/>
+          <w:bCs/>
+          <w:sz w:val="36"/>
+          <w:szCs w:val="36"/>
+        </w:rPr>
+      </w:pPr>
+      <w:r>
+        <w:rPr>
+          <w:b/>
+          <w:bCs/>
+          <w:sz w:val="36"/>
+          <w:szCs w:val="36"/>
+        </w:rPr>
+        <w:t>Phần 2 – Phân tích lỗi giao diện</w:t>
+      </w:r>
+    </w:p>
+    <w:p>
+      <w:pPr>
+        <w:rPr>
+          <w:b/>
+          <w:bCs/>
+        </w:rPr>
+      </w:pPr>
+    </w:p>
     <w:p>
       <w:r>
         <w:rPr>
